--- a/templates/Akt_15_Template.docx
+++ b/templates/Akt_15_Template.docx
@@ -587,7 +587,7 @@
         <w:pStyle w:val="LegalBody"/>
       </w:pPr>
       <w:r>
-        <w:t>Днес, ........................................... год., представители на:</w:t>
+        <w:t>Днес, {{Дата_Акт}} год., представители на:</w:t>
       </w:r>
     </w:p>
     <w:p/>
@@ -612,7 +612,7 @@
         <w:pStyle w:val="LegalBody"/>
       </w:pPr>
       <w:r>
-        <w:t>{{Възложител_Блок}}</w:t>
+        <w:t>{{Възложители_Основания}}</w:t>
       </w:r>
     </w:p>
     <w:p/>
@@ -762,7 +762,7 @@
       <w:proofErr w:type="spellStart"/>
       <w:r>
         <w:rPr/>
-        <w:t>1. Разрешението за строеж № {{РС_Номер}} от {{РС_Дата}} г., издадено от {{РС_Издател}}, заверено, че е влязло в сила на {{РС_ВСила}} г., и/или акт за узаконяване № ................ от ............ г. на община (район) ................</w:t>
+        <w:t>1. Разрешението за строеж № {{РС_Номер}} от {{РС_Дата}} г., издадено от {{РС_Издател}}, заверено, че е влязло в сила на {{РС_ВСила}} г.{{Узаконяване_Блок}}</w:t>
       </w:r>
       <w:proofErr w:type="spellEnd"/>
       <w:r>
@@ -801,7 +801,7 @@
       <w:proofErr w:type="spellStart"/>
       <w:r>
         <w:rPr/>
-        <w:t>2. Одобрените на ........................ г. проекти и екзекутивната документация</w:t>
+        <w:t>2. Одобрените на {{Проекти_Одобрени}} г. проекти и екзекутивната документация</w:t>
       </w:r>
       <w:proofErr w:type="spellEnd"/>
       <w:r>
@@ -1073,7 +1073,7 @@
       <w:proofErr w:type="spellStart"/>
       <w:r>
         <w:rPr/>
-        <w:t xml:space="preserve">   ............................................................................................................</w:t>
+        <w:t xml:space="preserve">   {{Договори_Списък}}</w:t>
       </w:r>
       <w:proofErr w:type="spellEnd"/>
       <w:r>
@@ -1414,7 +1414,7 @@
       <w:proofErr w:type="spellEnd"/>
       <w:r>
         <w:rPr/>
-        <w:t xml:space="preserve"> ................................................................................................</w:t>
+        <w:t xml:space="preserve"> {{Проекти_Одобрени}}</w:t>
       </w:r>
       <w:proofErr w:type="gramEnd"/>
     </w:p>
@@ -1568,7 +1568,7 @@
       <w:proofErr w:type="spellStart"/>
       <w:r>
         <w:rPr/>
-        <w:t>Договор за извършване на строително-монтажни работи № ................ от ........................ г.;</w:t>
+        <w:t>Договор за извършване на строително-монтажни работи № {{Договор_СМР_Номер}} от {{Договор_СМР_Дата}} г.;</w:t>
       </w:r>
       <w:proofErr w:type="spellEnd"/>
       <w:r>
@@ -1650,166 +1650,166 @@
       <w:proofErr w:type="spellStart"/>
       <w:r>
         <w:rPr/>
-        <w:t>За</w:t>
-      </w:r>
-      <w:proofErr w:type="spellEnd"/>
-      <w:r>
-        <w:rPr/>
-        <w:t xml:space="preserve"> </w:t>
-      </w:r>
-      <w:proofErr w:type="spellStart"/>
-      <w:r>
-        <w:rPr/>
-        <w:t>обекта</w:t>
-      </w:r>
-      <w:proofErr w:type="spellEnd"/>
-      <w:r>
-        <w:rPr/>
-        <w:t xml:space="preserve"> е </w:t>
-      </w:r>
-      <w:proofErr w:type="spellStart"/>
-      <w:r>
-        <w:rPr/>
-        <w:t>заверен</w:t>
-      </w:r>
-      <w:proofErr w:type="spellEnd"/>
-      <w:r>
-        <w:rPr/>
-        <w:t xml:space="preserve"> </w:t>
-      </w:r>
-      <w:proofErr w:type="spellStart"/>
-      <w:r>
-        <w:rPr/>
-        <w:t>Протокол</w:t>
-      </w:r>
-      <w:proofErr w:type="spellEnd"/>
-      <w:r>
-        <w:rPr/>
-        <w:t xml:space="preserve"> (</w:t>
-      </w:r>
-      <w:proofErr w:type="spellStart"/>
-      <w:r>
-        <w:rPr/>
-        <w:t>Образец</w:t>
-      </w:r>
-      <w:proofErr w:type="spellEnd"/>
-      <w:r>
-        <w:rPr/>
-        <w:t xml:space="preserve">) 2а </w:t>
-      </w:r>
-      <w:proofErr w:type="spellStart"/>
-      <w:r>
-        <w:rPr/>
-        <w:t>за</w:t>
-      </w:r>
-      <w:proofErr w:type="spellEnd"/>
-      <w:r>
-        <w:rPr/>
-        <w:t xml:space="preserve"> </w:t>
-      </w:r>
-      <w:proofErr w:type="spellStart"/>
-      <w:r>
-        <w:rPr/>
-        <w:t>откриване</w:t>
-      </w:r>
-      <w:proofErr w:type="spellEnd"/>
-      <w:r>
-        <w:rPr/>
-        <w:t xml:space="preserve"> </w:t>
-      </w:r>
-      <w:proofErr w:type="spellStart"/>
-      <w:r>
-        <w:rPr/>
-        <w:t>на</w:t>
-      </w:r>
-      <w:proofErr w:type="spellEnd"/>
-      <w:r>
-        <w:rPr/>
-        <w:t xml:space="preserve"> </w:t>
-      </w:r>
-      <w:proofErr w:type="spellStart"/>
-      <w:r>
-        <w:rPr/>
-        <w:t>строителна</w:t>
-      </w:r>
-      <w:proofErr w:type="spellEnd"/>
-      <w:r>
-        <w:rPr/>
-        <w:t xml:space="preserve"> </w:t>
-      </w:r>
-      <w:proofErr w:type="spellStart"/>
-      <w:r>
-        <w:rPr/>
-        <w:t>площадка</w:t>
-      </w:r>
-      <w:proofErr w:type="spellEnd"/>
-      <w:r>
-        <w:rPr/>
-        <w:t xml:space="preserve"> и </w:t>
-      </w:r>
-      <w:proofErr w:type="spellStart"/>
-      <w:r>
-        <w:rPr/>
-        <w:t>определяне</w:t>
-      </w:r>
-      <w:proofErr w:type="spellEnd"/>
-      <w:r>
-        <w:rPr/>
-        <w:t xml:space="preserve"> </w:t>
-      </w:r>
-      <w:proofErr w:type="spellStart"/>
-      <w:r>
-        <w:rPr/>
-        <w:t>на</w:t>
-      </w:r>
-      <w:proofErr w:type="spellEnd"/>
-      <w:r>
-        <w:rPr/>
-        <w:t xml:space="preserve"> </w:t>
-      </w:r>
-      <w:proofErr w:type="spellStart"/>
-      <w:r>
-        <w:rPr/>
-        <w:t>строителна</w:t>
-      </w:r>
-      <w:proofErr w:type="spellEnd"/>
-      <w:r>
-        <w:rPr/>
-        <w:t xml:space="preserve"> </w:t>
-      </w:r>
-      <w:proofErr w:type="spellStart"/>
-      <w:r>
-        <w:rPr/>
-        <w:t>линия</w:t>
-      </w:r>
-      <w:proofErr w:type="spellEnd"/>
-      <w:r>
-        <w:rPr/>
-        <w:t xml:space="preserve"> и </w:t>
-      </w:r>
-      <w:proofErr w:type="spellStart"/>
-      <w:r>
-        <w:rPr/>
-        <w:t>ниво</w:t>
-      </w:r>
-      <w:proofErr w:type="spellEnd"/>
-      <w:r>
-        <w:rPr/>
-        <w:t xml:space="preserve"> </w:t>
-      </w:r>
-      <w:proofErr w:type="spellStart"/>
-      <w:r>
-        <w:rPr/>
-        <w:t>на</w:t>
-      </w:r>
-      <w:proofErr w:type="spellEnd"/>
-      <w:r>
-        <w:rPr/>
-        <w:t xml:space="preserve"> </w:t>
-      </w:r>
-      <w:r>
-        <w:rPr/>
-        <w:t>,,,,,,,,,,,,,,,,,,,,,,,,,,,,,,</w:t>
+        <w:t xml:space="preserve">{{Протокол_2а_Ред}}</w:t>
+      </w:r>
+      <w:proofErr w:type="spellEnd"/>
+      <w:r>
+        <w:rPr/>
+        <w:t xml:space="preserve"/>
+      </w:r>
+      <w:proofErr w:type="spellStart"/>
+      <w:r>
+        <w:rPr/>
+        <w:t xml:space="preserve"/>
+      </w:r>
+      <w:proofErr w:type="spellEnd"/>
+      <w:r>
+        <w:rPr/>
+        <w:t xml:space="preserve"/>
+      </w:r>
+      <w:proofErr w:type="spellStart"/>
+      <w:r>
+        <w:rPr/>
+        <w:t xml:space="preserve"/>
+      </w:r>
+      <w:proofErr w:type="spellEnd"/>
+      <w:r>
+        <w:rPr/>
+        <w:t xml:space="preserve"/>
+      </w:r>
+      <w:proofErr w:type="spellStart"/>
+      <w:r>
+        <w:rPr/>
+        <w:t xml:space="preserve"/>
+      </w:r>
+      <w:proofErr w:type="spellEnd"/>
+      <w:r>
+        <w:rPr/>
+        <w:t xml:space="preserve"/>
+      </w:r>
+      <w:proofErr w:type="spellStart"/>
+      <w:r>
+        <w:rPr/>
+        <w:t xml:space="preserve"/>
+      </w:r>
+      <w:proofErr w:type="spellEnd"/>
+      <w:r>
+        <w:rPr/>
+        <w:t xml:space="preserve"/>
+      </w:r>
+      <w:proofErr w:type="spellStart"/>
+      <w:r>
+        <w:rPr/>
+        <w:t xml:space="preserve"/>
+      </w:r>
+      <w:proofErr w:type="spellEnd"/>
+      <w:r>
+        <w:rPr/>
+        <w:t xml:space="preserve"/>
+      </w:r>
+      <w:proofErr w:type="spellStart"/>
+      <w:r>
+        <w:rPr/>
+        <w:t xml:space="preserve"/>
+      </w:r>
+      <w:proofErr w:type="spellEnd"/>
+      <w:r>
+        <w:rPr/>
+        <w:t xml:space="preserve"/>
+      </w:r>
+      <w:proofErr w:type="spellStart"/>
+      <w:r>
+        <w:rPr/>
+        <w:t xml:space="preserve"/>
+      </w:r>
+      <w:proofErr w:type="spellEnd"/>
+      <w:r>
+        <w:rPr/>
+        <w:t xml:space="preserve"/>
+      </w:r>
+      <w:proofErr w:type="spellStart"/>
+      <w:r>
+        <w:rPr/>
+        <w:t xml:space="preserve"/>
+      </w:r>
+      <w:proofErr w:type="spellEnd"/>
+      <w:r>
+        <w:rPr/>
+        <w:t xml:space="preserve"/>
+      </w:r>
+      <w:proofErr w:type="spellStart"/>
+      <w:r>
+        <w:rPr/>
+        <w:t xml:space="preserve"/>
+      </w:r>
+      <w:proofErr w:type="spellEnd"/>
+      <w:r>
+        <w:rPr/>
+        <w:t xml:space="preserve"/>
+      </w:r>
+      <w:proofErr w:type="spellStart"/>
+      <w:r>
+        <w:rPr/>
+        <w:t xml:space="preserve"/>
+      </w:r>
+      <w:proofErr w:type="spellEnd"/>
+      <w:r>
+        <w:rPr/>
+        <w:t xml:space="preserve"/>
+      </w:r>
+      <w:proofErr w:type="spellStart"/>
+      <w:r>
+        <w:rPr/>
+        <w:t xml:space="preserve"/>
+      </w:r>
+      <w:proofErr w:type="spellEnd"/>
+      <w:r>
+        <w:rPr/>
+        <w:t xml:space="preserve"/>
+      </w:r>
+      <w:proofErr w:type="spellStart"/>
+      <w:r>
+        <w:rPr/>
+        <w:t xml:space="preserve"/>
+      </w:r>
+      <w:proofErr w:type="spellEnd"/>
+      <w:r>
+        <w:rPr/>
+        <w:t xml:space="preserve"/>
+      </w:r>
+      <w:proofErr w:type="spellStart"/>
+      <w:r>
+        <w:rPr/>
+        <w:t xml:space="preserve"/>
+      </w:r>
+      <w:proofErr w:type="spellEnd"/>
+      <w:r>
+        <w:rPr/>
+        <w:t xml:space="preserve"/>
+      </w:r>
+      <w:proofErr w:type="spellStart"/>
+      <w:r>
+        <w:rPr/>
+        <w:t xml:space="preserve"/>
+      </w:r>
+      <w:proofErr w:type="spellEnd"/>
+      <w:r>
+        <w:rPr/>
+        <w:t xml:space="preserve"/>
+      </w:r>
+      <w:proofErr w:type="spellStart"/>
+      <w:r>
+        <w:rPr/>
+        <w:t xml:space="preserve"/>
+      </w:r>
+      <w:proofErr w:type="spellEnd"/>
+      <w:r>
+        <w:rPr/>
+        <w:t xml:space="preserve"/>
+      </w:r>
+      <w:r>
+        <w:rPr/>
+        <w:t xml:space="preserve"/>
       </w:r>
     </w:p>
     <w:p>
@@ -1985,7 +1985,7 @@
       </w:r>
       <w:r>
         <w:rPr/>
-        <w:t>,,,,,,,,,,,,,,,,,,,,,,,,,,,,,,,,,,,,,,,,,,</w:t>
+        <w:t>{{Протокол_2_Дата}} г.</w:t>
       </w:r>
       <w:r>
         <w:rPr/>
@@ -2241,7 +2241,7 @@
       <w:proofErr w:type="spellEnd"/>
       <w:r>
         <w:rPr/>
-        <w:t>;</w:t>
+        <w:t xml:space="preserve">, заверен на {{Образец_3_Дата}} г.;</w:t>
       </w:r>
     </w:p>
     <w:p>
@@ -2260,7 +2260,7 @@
       <w:proofErr w:type="spellStart"/>
       <w:r>
         <w:rPr/>
-        <w:t>За обекта е заверена заповедна книга № ................ на ........................ г. от строителния надзор {{Консултант_Фирма}};</w:t>
+        <w:t>За обекта е заверена заповедна книга № {{ЗК_Номер}} на {{ЗК_Дата}} г. от строителния надзор {{Консултант_Фирма}};</w:t>
       </w:r>
       <w:proofErr w:type="spellEnd"/>
       <w:r>
@@ -2390,7 +2390,7 @@
       </w:r>
       <w:proofErr w:type="spellEnd"/>
       <w:r>
-        <w:t>: .................................................................................................................................................................</w:t>
+        <w:t>: {{Строеж_Представлява}}</w:t>
       </w:r>
     </w:p>
     <w:p/>
@@ -2402,7 +2402,7 @@
         <w:rPr>
           <w:i/>
         </w:rPr>
-        <w:t>[ ДОПИШЕТЕ ТЕХНИЧЕСКОТО ОПИСАНИЕ ТУК ]</w:t>
+        <w:t>{{Техническо_Описание}}</w:t>
       </w:r>
     </w:p>
     <w:p/>
@@ -2428,7 +2428,7 @@
         <w:pStyle w:val="FieldHint"/>
       </w:pPr>
       <w:r>
-        <w:t>.................................................................................................................................................................</w:t>
+        <w:t>{{По_Изпълнение}}</w:t>
       </w:r>
     </w:p>
     <w:p/>
@@ -2538,7 +2538,7 @@
         <w:pStyle w:val="LegalBody"/>
       </w:pPr>
       <w:r>
-        <w:t>2. Определяме общ срок за отстраняване от ........................................ на всички недостатъци по изпълнените строителни и монтажни работи (СМР) до ........................ г.</w:t>
+        <w:t>2. Определяме общ срок за отстраняване от {{Недостатъци_Отстранява}} на всички недостатъци по изпълнените строителни и монтажни работи (СМР) до {{Недостатъци_Срок}} г.</w:t>
       </w:r>
     </w:p>
     <w:p>
@@ -2546,7 +2546,7 @@
         <w:pStyle w:val="LegalBody"/>
       </w:pPr>
       <w:r>
-        <w:t>3. Определяме срок до ........................ г. за премахване от ........................................ на временно запазените сгради, постройки и др. от временното строителство.</w:t>
+        <w:t>3. Определяме срок до {{Временно_Срок}} г. за премахване от {{Временно_Премахва}} на временно запазените сгради, постройки и др. от временното строителство.</w:t>
       </w:r>
     </w:p>
     <w:p>
@@ -2562,7 +2562,7 @@
         <w:pStyle w:val="LegalBody"/>
       </w:pPr>
       <w:r>
-        <w:t xml:space="preserve">   а) ............................................................................................................</w:t>
+        <w:t xml:space="preserve">   {{Опис_Приложения}}</w:t>
       </w:r>
     </w:p>
     <w:p>
@@ -2570,7 +2570,7 @@
         <w:pStyle w:val="LegalBody"/>
       </w:pPr>
       <w:r>
-        <w:t xml:space="preserve">   б) ............................................................................................................</w:t>
+        <w:t xml:space="preserve"/>
       </w:r>
     </w:p>
     <w:p>
@@ -2578,7 +2578,7 @@
         <w:pStyle w:val="LegalBody"/>
       </w:pPr>
       <w:r>
-        <w:t>5. Упълномощаваме ........................................................ от името на всички възложители да ни представлява като единствен участник в процедурата по издаване на разрешение за ползване (удостоверение за въвеждане в експлоатация).</w:t>
+        <w:t>5. Упълномощаваме {{Възложител_Упълномощен_Представител}} от името на всички възложители да ни представлява като единствен участник в процедурата по издаване на разрешение за ползване (удостоверение за въвеждане в експлоатация).</w:t>
       </w:r>
     </w:p>
     <w:p>

--- a/templates/Akt_15_Template.docx
+++ b/templates/Akt_15_Template.docx
@@ -1235,7 +1235,7 @@
           <w:bCs/>
           <w:u w:val="single"/>
         </w:rPr>
-        <w:t>Относно</w:t>
+        <w:t>1. По издадените строителни книжа и строителната документация</w:t>
       </w:r>
       <w:proofErr w:type="spellEnd"/>
       <w:r>
@@ -1244,7 +1244,6 @@
           <w:bCs/>
           <w:u w:val="single"/>
         </w:rPr>
-        <w:t xml:space="preserve"> </w:t>
       </w:r>
       <w:proofErr w:type="spellStart"/>
       <w:r>
@@ -1253,7 +1252,6 @@
           <w:bCs/>
           <w:u w:val="single"/>
         </w:rPr>
-        <w:t>законосъобразното</w:t>
       </w:r>
       <w:proofErr w:type="spellEnd"/>
       <w:r>
@@ -1262,7 +1260,6 @@
           <w:bCs/>
           <w:u w:val="single"/>
         </w:rPr>
-        <w:t xml:space="preserve"> </w:t>
       </w:r>
       <w:proofErr w:type="spellStart"/>
       <w:r>
@@ -1271,7 +1268,6 @@
           <w:bCs/>
           <w:u w:val="single"/>
         </w:rPr>
-        <w:t>започване</w:t>
       </w:r>
       <w:proofErr w:type="spellEnd"/>
       <w:r>
@@ -1280,7 +1276,6 @@
           <w:bCs/>
           <w:u w:val="single"/>
         </w:rPr>
-        <w:t xml:space="preserve"> </w:t>
       </w:r>
       <w:proofErr w:type="spellStart"/>
       <w:r>
@@ -1289,7 +1284,6 @@
           <w:bCs/>
           <w:u w:val="single"/>
         </w:rPr>
-        <w:t>на</w:t>
       </w:r>
       <w:proofErr w:type="spellEnd"/>
       <w:r>
@@ -1298,7 +1292,6 @@
           <w:bCs/>
           <w:u w:val="single"/>
         </w:rPr>
-        <w:t xml:space="preserve"> </w:t>
       </w:r>
       <w:proofErr w:type="spellStart"/>
       <w:r>
@@ -1307,12 +1300,9 @@
           <w:bCs/>
           <w:u w:val="single"/>
         </w:rPr>
-        <w:t>строежа</w:t>
-      </w:r>
-      <w:proofErr w:type="spellEnd"/>
-      <w:r>
-        <w:t xml:space="preserve"> </w:t>
-      </w:r>
+      </w:r>
+      <w:proofErr w:type="spellEnd"/>
+      <w:r/>
     </w:p>
     <w:p>
       <w:pPr>
@@ -1320,44 +1310,7 @@
       </w:pPr>
       <w:proofErr w:type="spellStart"/>
       <w:r>
-        <w:t>По</w:t>
-      </w:r>
-      <w:proofErr w:type="spellEnd"/>
-      <w:r>
-        <w:t xml:space="preserve"> </w:t>
-      </w:r>
-      <w:proofErr w:type="spellStart"/>
-      <w:r>
-        <w:t>издадените</w:t>
-      </w:r>
-      <w:proofErr w:type="spellEnd"/>
-      <w:r>
-        <w:t xml:space="preserve"> </w:t>
-      </w:r>
-      <w:proofErr w:type="spellStart"/>
-      <w:r>
-        <w:t>строителни</w:t>
-      </w:r>
-      <w:proofErr w:type="spellEnd"/>
-      <w:r>
-        <w:t xml:space="preserve"> </w:t>
-      </w:r>
-      <w:proofErr w:type="spellStart"/>
-      <w:r>
-        <w:t>книжа</w:t>
-      </w:r>
-      <w:proofErr w:type="spellEnd"/>
-      <w:r>
-        <w:t xml:space="preserve"> и строителна документация:</w:t>
-      </w:r>
-    </w:p>
-    <w:p>
-      <w:pPr>
-        <w:pStyle w:val="FieldHint"/>
-      </w:pPr>
-      <w:proofErr w:type="spellStart"/>
-      <w:r>
-        <w:t>(дават се накратко резултатите от прегледа на техническата документация: проекти, екзекутивна документация, актове и протоколи, съставени по време на строителството, дневници, декларации за експлоатационни показатели/декларации за характеристиките на строителния продукт на вложените строителни продукти, изпитвания и измервания, доказващи правилността на изпълнението, и др.)</w:t>
+        <w:t>1.1. По собствеността:</w:t>
       </w:r>
       <w:proofErr w:type="spellEnd"/>
       <w:r/>
@@ -1388,35 +1341,76 @@
       <w:proofErr w:type="spellStart"/>
       <w:r>
         <w:rPr/>
-        <w:t>Технически</w:t>
-      </w:r>
-      <w:proofErr w:type="spellEnd"/>
-      <w:r>
-        <w:rPr/>
-        <w:t xml:space="preserve"> </w:t>
-      </w:r>
-      <w:proofErr w:type="spellStart"/>
-      <w:r>
-        <w:rPr/>
-        <w:t>проект</w:t>
-      </w:r>
-      <w:proofErr w:type="spellEnd"/>
-      <w:r>
-        <w:rPr/>
-        <w:t xml:space="preserve">, </w:t>
+        <w:t>{{Собственост_Актове}}</w:t>
+      </w:r>
+      <w:proofErr w:type="spellEnd"/>
+      <w:r>
+        <w:rPr/>
+      </w:r>
+      <w:proofErr w:type="spellStart"/>
+      <w:r>
+        <w:rPr/>
+      </w:r>
+      <w:proofErr w:type="spellEnd"/>
+      <w:r>
+        <w:rPr/>
       </w:r>
       <w:proofErr w:type="spellStart"/>
       <w:proofErr w:type="gramStart"/>
       <w:r>
         <w:rPr/>
-        <w:t>одобрен</w:t>
-      </w:r>
-      <w:proofErr w:type="spellEnd"/>
-      <w:r>
-        <w:rPr/>
-        <w:t xml:space="preserve"> {{Проекти_Одобрени}}</w:t>
+      </w:r>
+      <w:proofErr w:type="spellEnd"/>
+      <w:r>
+        <w:rPr/>
       </w:r>
       <w:proofErr w:type="gramEnd"/>
+    </w:p>
+    <w:p>
+      <w:pPr>
+        <w:pStyle w:val="LegalBody"/>
+      </w:pPr>
+      <w:proofErr w:type="spellStart"/>
+      <w:r>
+        <w:t>1.2. По законосъобразното започване на строителството:</w:t>
+      </w:r>
+      <w:proofErr w:type="spellEnd"/>
+      <w:r/>
+      <w:proofErr w:type="spellStart"/>
+      <w:r/>
+      <w:proofErr w:type="spellEnd"/>
+      <w:r/>
+      <w:proofErr w:type="spellStart"/>
+      <w:r/>
+      <w:proofErr w:type="spellEnd"/>
+      <w:r/>
+      <w:proofErr w:type="spellStart"/>
+      <w:r/>
+      <w:proofErr w:type="spellEnd"/>
+      <w:r/>
+    </w:p>
+    <w:p>
+      <w:pPr>
+        <w:pStyle w:val="FieldHint"/>
+      </w:pPr>
+      <w:proofErr w:type="spellStart"/>
+      <w:r>
+        <w:t>(дават се накратко резултатите от прегледа на техническата документация: проекти, екзекутивна документация, актове и протоколи, съставени по време на строителството, дневници, декларации за експлоатационни показатели/декларации за характеристиките на строителния продукт на вложените строителни продукти, изпитвания и измервания, доказващи правилността на изпълнението, и др.)</w:t>
+      </w:r>
+      <w:proofErr w:type="spellEnd"/>
+      <w:r/>
+      <w:proofErr w:type="spellStart"/>
+      <w:r/>
+      <w:proofErr w:type="spellEnd"/>
+      <w:r/>
+      <w:proofErr w:type="spellStart"/>
+      <w:r/>
+      <w:proofErr w:type="spellEnd"/>
+      <w:r/>
+      <w:proofErr w:type="spellStart"/>
+      <w:r/>
+      <w:proofErr w:type="spellEnd"/>
+      <w:r/>
     </w:p>
     <w:p>
       <w:pPr>
@@ -1432,127 +1426,35 @@
       <w:proofErr w:type="spellStart"/>
       <w:r>
         <w:rPr/>
-        <w:t>Разрешение за строеж № {{РС_Номер}} / {{РС_Дата}} г., издадено от {{РС_Издател}}, заверено, че е влязло в сила на {{РС_ВСила}} г.</w:t>
-      </w:r>
-      <w:proofErr w:type="spellEnd"/>
-      <w:r>
-        <w:rPr/>
-      </w:r>
-      <w:proofErr w:type="spellStart"/>
-      <w:r>
-        <w:rPr/>
-      </w:r>
-      <w:proofErr w:type="spellEnd"/>
-      <w:r>
-        <w:rPr/>
-      </w:r>
-      <w:proofErr w:type="spellStart"/>
-      <w:r>
-        <w:rPr/>
-      </w:r>
-      <w:proofErr w:type="spellEnd"/>
-      <w:r>
-        <w:rPr/>
-      </w:r>
-      <w:proofErr w:type="spellStart"/>
-      <w:r>
-        <w:rPr/>
-      </w:r>
-      <w:proofErr w:type="spellEnd"/>
-      <w:r>
-        <w:rPr/>
-      </w:r>
-      <w:proofErr w:type="spellStart"/>
-      <w:r>
-        <w:rPr/>
-      </w:r>
-      <w:proofErr w:type="spellEnd"/>
-      <w:r>
-        <w:rPr/>
-      </w:r>
+        <w:t>Технически</w:t>
+      </w:r>
+      <w:proofErr w:type="spellEnd"/>
+      <w:r>
+        <w:rPr/>
+        <w:t xml:space="preserve"> </w:t>
+      </w:r>
+      <w:proofErr w:type="spellStart"/>
+      <w:r>
+        <w:rPr/>
+        <w:t>проект</w:t>
+      </w:r>
+      <w:proofErr w:type="spellEnd"/>
+      <w:r>
+        <w:rPr/>
+        <w:t xml:space="preserve">, </w:t>
+      </w:r>
+      <w:proofErr w:type="spellStart"/>
       <w:proofErr w:type="gramStart"/>
       <w:r>
         <w:rPr/>
+        <w:t>одобрен</w:t>
+      </w:r>
+      <w:proofErr w:type="spellEnd"/>
+      <w:r>
+        <w:rPr/>
+        <w:t xml:space="preserve"> {{Проекти_Одобрени}}</w:t>
       </w:r>
       <w:proofErr w:type="gramEnd"/>
-      <w:r>
-        <w:rPr/>
-      </w:r>
-      <w:proofErr w:type="spellStart"/>
-      <w:r>
-        <w:rPr/>
-      </w:r>
-      <w:proofErr w:type="spellEnd"/>
-      <w:r>
-        <w:rPr/>
-      </w:r>
-      <w:proofErr w:type="spellStart"/>
-      <w:r>
-        <w:rPr/>
-      </w:r>
-      <w:proofErr w:type="spellEnd"/>
-      <w:r>
-        <w:rPr/>
-      </w:r>
-      <w:proofErr w:type="spellStart"/>
-      <w:r>
-        <w:rPr/>
-      </w:r>
-      <w:proofErr w:type="spellEnd"/>
-      <w:r>
-        <w:rPr/>
-      </w:r>
-      <w:r>
-        <w:rPr/>
-      </w:r>
-      <w:proofErr w:type="spellStart"/>
-      <w:r>
-        <w:rPr/>
-      </w:r>
-      <w:proofErr w:type="spellEnd"/>
-      <w:r>
-        <w:rPr/>
-      </w:r>
-      <w:proofErr w:type="spellStart"/>
-      <w:r>
-        <w:rPr/>
-      </w:r>
-      <w:proofErr w:type="spellEnd"/>
-      <w:r>
-        <w:rPr/>
-      </w:r>
-      <w:proofErr w:type="spellStart"/>
-      <w:r>
-        <w:rPr/>
-      </w:r>
-      <w:proofErr w:type="spellEnd"/>
-      <w:r>
-        <w:rPr/>
-      </w:r>
-      <w:proofErr w:type="spellStart"/>
-      <w:r>
-        <w:rPr/>
-      </w:r>
-      <w:proofErr w:type="spellEnd"/>
-      <w:r>
-        <w:rPr/>
-      </w:r>
-      <w:proofErr w:type="spellStart"/>
-      <w:r>
-        <w:rPr/>
-      </w:r>
-      <w:proofErr w:type="spellEnd"/>
-      <w:r>
-        <w:rPr/>
-      </w:r>
-      <w:proofErr w:type="spellStart"/>
-      <w:r>
-        <w:rPr/>
-      </w:r>
-      <w:proofErr w:type="spellEnd"/>
-      <w:r>
-        <w:rPr/>
-      </w:r>
     </w:p>
     <w:p>
       <w:pPr>
@@ -1568,31 +1470,7 @@
       <w:proofErr w:type="spellStart"/>
       <w:r>
         <w:rPr/>
-        <w:t>Договор за извършване на строително-монтажни работи № {{Договор_СМР_Номер}} от {{Договор_СМР_Дата}} г.;</w:t>
-      </w:r>
-      <w:proofErr w:type="spellEnd"/>
-      <w:r>
-        <w:rPr/>
-      </w:r>
-      <w:proofErr w:type="spellStart"/>
-      <w:r>
-        <w:rPr/>
-      </w:r>
-      <w:proofErr w:type="spellEnd"/>
-      <w:r>
-        <w:rPr/>
-      </w:r>
-      <w:proofErr w:type="spellStart"/>
-      <w:r>
-        <w:rPr/>
-      </w:r>
-      <w:proofErr w:type="spellEnd"/>
-      <w:r>
-        <w:rPr/>
-      </w:r>
-      <w:proofErr w:type="spellStart"/>
-      <w:r>
-        <w:rPr/>
+        <w:t>Разрешение за строеж № {{РС_Номер}} / {{РС_Дата}} г., издадено от {{РС_Издател}}, заверено, че е влязло в сила на {{РС_ВСила}} г.</w:t>
       </w:r>
       <w:proofErr w:type="spellEnd"/>
       <w:r>
@@ -1635,6 +1513,84 @@
         <w:rPr/>
       </w:r>
       <w:proofErr w:type="gramEnd"/>
+      <w:r>
+        <w:rPr/>
+      </w:r>
+      <w:proofErr w:type="spellStart"/>
+      <w:r>
+        <w:rPr/>
+      </w:r>
+      <w:proofErr w:type="spellEnd"/>
+      <w:r>
+        <w:rPr/>
+      </w:r>
+      <w:proofErr w:type="spellStart"/>
+      <w:r>
+        <w:rPr/>
+      </w:r>
+      <w:proofErr w:type="spellEnd"/>
+      <w:r>
+        <w:rPr/>
+      </w:r>
+      <w:proofErr w:type="spellStart"/>
+      <w:r>
+        <w:rPr/>
+      </w:r>
+      <w:proofErr w:type="spellEnd"/>
+      <w:r>
+        <w:rPr/>
+      </w:r>
+      <w:r>
+        <w:rPr/>
+      </w:r>
+      <w:proofErr w:type="spellStart"/>
+      <w:r>
+        <w:rPr/>
+      </w:r>
+      <w:proofErr w:type="spellEnd"/>
+      <w:r>
+        <w:rPr/>
+      </w:r>
+      <w:proofErr w:type="spellStart"/>
+      <w:r>
+        <w:rPr/>
+      </w:r>
+      <w:proofErr w:type="spellEnd"/>
+      <w:r>
+        <w:rPr/>
+      </w:r>
+      <w:proofErr w:type="spellStart"/>
+      <w:r>
+        <w:rPr/>
+      </w:r>
+      <w:proofErr w:type="spellEnd"/>
+      <w:r>
+        <w:rPr/>
+      </w:r>
+      <w:proofErr w:type="spellStart"/>
+      <w:r>
+        <w:rPr/>
+      </w:r>
+      <w:proofErr w:type="spellEnd"/>
+      <w:r>
+        <w:rPr/>
+      </w:r>
+      <w:proofErr w:type="spellStart"/>
+      <w:r>
+        <w:rPr/>
+      </w:r>
+      <w:proofErr w:type="spellEnd"/>
+      <w:r>
+        <w:rPr/>
+      </w:r>
+      <w:proofErr w:type="spellStart"/>
+      <w:r>
+        <w:rPr/>
+      </w:r>
+      <w:proofErr w:type="spellEnd"/>
+      <w:r>
+        <w:rPr/>
+      </w:r>
     </w:p>
     <w:p>
       <w:pPr>
@@ -1650,167 +1606,73 @@
       <w:proofErr w:type="spellStart"/>
       <w:r>
         <w:rPr/>
-        <w:t xml:space="preserve">{{Протокол_2а_Ред}}</w:t>
-      </w:r>
-      <w:proofErr w:type="spellEnd"/>
-      <w:r>
-        <w:rPr/>
-        <w:t xml:space="preserve"/>
-      </w:r>
-      <w:proofErr w:type="spellStart"/>
-      <w:r>
-        <w:rPr/>
-        <w:t xml:space="preserve"/>
-      </w:r>
-      <w:proofErr w:type="spellEnd"/>
-      <w:r>
-        <w:rPr/>
-        <w:t xml:space="preserve"/>
-      </w:r>
-      <w:proofErr w:type="spellStart"/>
-      <w:r>
-        <w:rPr/>
-        <w:t xml:space="preserve"/>
-      </w:r>
-      <w:proofErr w:type="spellEnd"/>
-      <w:r>
-        <w:rPr/>
-        <w:t xml:space="preserve"/>
-      </w:r>
-      <w:proofErr w:type="spellStart"/>
-      <w:r>
-        <w:rPr/>
-        <w:t xml:space="preserve"/>
-      </w:r>
-      <w:proofErr w:type="spellEnd"/>
-      <w:r>
-        <w:rPr/>
-        <w:t xml:space="preserve"/>
-      </w:r>
-      <w:proofErr w:type="spellStart"/>
-      <w:r>
-        <w:rPr/>
-        <w:t xml:space="preserve"/>
-      </w:r>
-      <w:proofErr w:type="spellEnd"/>
-      <w:r>
-        <w:rPr/>
-        <w:t xml:space="preserve"/>
-      </w:r>
-      <w:proofErr w:type="spellStart"/>
-      <w:r>
-        <w:rPr/>
-        <w:t xml:space="preserve"/>
-      </w:r>
-      <w:proofErr w:type="spellEnd"/>
-      <w:r>
-        <w:rPr/>
-        <w:t xml:space="preserve"/>
-      </w:r>
-      <w:proofErr w:type="spellStart"/>
-      <w:r>
-        <w:rPr/>
-        <w:t xml:space="preserve"/>
-      </w:r>
-      <w:proofErr w:type="spellEnd"/>
-      <w:r>
-        <w:rPr/>
-        <w:t xml:space="preserve"/>
-      </w:r>
-      <w:proofErr w:type="spellStart"/>
-      <w:r>
-        <w:rPr/>
-        <w:t xml:space="preserve"/>
-      </w:r>
-      <w:proofErr w:type="spellEnd"/>
-      <w:r>
-        <w:rPr/>
-        <w:t xml:space="preserve"/>
-      </w:r>
-      <w:proofErr w:type="spellStart"/>
-      <w:r>
-        <w:rPr/>
-        <w:t xml:space="preserve"/>
-      </w:r>
-      <w:proofErr w:type="spellEnd"/>
-      <w:r>
-        <w:rPr/>
-        <w:t xml:space="preserve"/>
-      </w:r>
-      <w:proofErr w:type="spellStart"/>
-      <w:r>
-        <w:rPr/>
-        <w:t xml:space="preserve"/>
-      </w:r>
-      <w:proofErr w:type="spellEnd"/>
-      <w:r>
-        <w:rPr/>
-        <w:t xml:space="preserve"/>
-      </w:r>
-      <w:proofErr w:type="spellStart"/>
-      <w:r>
-        <w:rPr/>
-        <w:t xml:space="preserve"/>
-      </w:r>
-      <w:proofErr w:type="spellEnd"/>
-      <w:r>
-        <w:rPr/>
-        <w:t xml:space="preserve"/>
-      </w:r>
-      <w:proofErr w:type="spellStart"/>
-      <w:r>
-        <w:rPr/>
-        <w:t xml:space="preserve"/>
-      </w:r>
-      <w:proofErr w:type="spellEnd"/>
-      <w:r>
-        <w:rPr/>
-        <w:t xml:space="preserve"/>
-      </w:r>
-      <w:proofErr w:type="spellStart"/>
-      <w:r>
-        <w:rPr/>
-        <w:t xml:space="preserve"/>
-      </w:r>
-      <w:proofErr w:type="spellEnd"/>
-      <w:r>
-        <w:rPr/>
-        <w:t xml:space="preserve"/>
-      </w:r>
-      <w:proofErr w:type="spellStart"/>
-      <w:r>
-        <w:rPr/>
-        <w:t xml:space="preserve"/>
-      </w:r>
-      <w:proofErr w:type="spellEnd"/>
-      <w:r>
-        <w:rPr/>
-        <w:t xml:space="preserve"/>
-      </w:r>
-      <w:proofErr w:type="spellStart"/>
-      <w:r>
-        <w:rPr/>
-        <w:t xml:space="preserve"/>
-      </w:r>
-      <w:proofErr w:type="spellEnd"/>
-      <w:r>
-        <w:rPr/>
-        <w:t xml:space="preserve"/>
-      </w:r>
-      <w:proofErr w:type="spellStart"/>
-      <w:r>
-        <w:rPr/>
-        <w:t xml:space="preserve"/>
-      </w:r>
-      <w:proofErr w:type="spellEnd"/>
-      <w:r>
-        <w:rPr/>
-        <w:t xml:space="preserve"/>
-      </w:r>
-      <w:r>
-        <w:rPr/>
-        <w:t xml:space="preserve"/>
-      </w:r>
+        <w:t>Договор за извършване на строително-монтажни работи № {{Договор_СМР_Номер}} от {{Договор_СМР_Дата}} г.;</w:t>
+      </w:r>
+      <w:proofErr w:type="spellEnd"/>
+      <w:r>
+        <w:rPr/>
+      </w:r>
+      <w:proofErr w:type="spellStart"/>
+      <w:r>
+        <w:rPr/>
+      </w:r>
+      <w:proofErr w:type="spellEnd"/>
+      <w:r>
+        <w:rPr/>
+      </w:r>
+      <w:proofErr w:type="spellStart"/>
+      <w:r>
+        <w:rPr/>
+      </w:r>
+      <w:proofErr w:type="spellEnd"/>
+      <w:r>
+        <w:rPr/>
+      </w:r>
+      <w:proofErr w:type="spellStart"/>
+      <w:r>
+        <w:rPr/>
+      </w:r>
+      <w:proofErr w:type="spellEnd"/>
+      <w:r>
+        <w:rPr/>
+      </w:r>
+      <w:proofErr w:type="spellStart"/>
+      <w:r>
+        <w:rPr/>
+      </w:r>
+      <w:proofErr w:type="spellEnd"/>
+      <w:r>
+        <w:rPr/>
+      </w:r>
+      <w:proofErr w:type="spellStart"/>
+      <w:r>
+        <w:rPr/>
+      </w:r>
+      <w:proofErr w:type="spellEnd"/>
+      <w:r>
+        <w:rPr/>
+      </w:r>
+      <w:proofErr w:type="spellStart"/>
+      <w:r>
+        <w:rPr/>
+      </w:r>
+      <w:proofErr w:type="spellEnd"/>
+      <w:r>
+        <w:rPr/>
+      </w:r>
+      <w:proofErr w:type="spellStart"/>
+      <w:r>
+        <w:rPr/>
+      </w:r>
+      <w:proofErr w:type="spellEnd"/>
+      <w:r>
+        <w:rPr/>
+      </w:r>
+      <w:proofErr w:type="gramStart"/>
+      <w:r>
+        <w:rPr/>
+      </w:r>
+      <w:proofErr w:type="gramEnd"/>
     </w:p>
     <w:p>
       <w:pPr>
@@ -1826,6 +1688,182 @@
       <w:proofErr w:type="spellStart"/>
       <w:r>
         <w:rPr/>
+        <w:t xml:space="preserve">{{Протокол_2а_Ред}}</w:t>
+      </w:r>
+      <w:proofErr w:type="spellEnd"/>
+      <w:r>
+        <w:rPr/>
+        <w:t xml:space="preserve"/>
+      </w:r>
+      <w:proofErr w:type="spellStart"/>
+      <w:r>
+        <w:rPr/>
+        <w:t xml:space="preserve"/>
+      </w:r>
+      <w:proofErr w:type="spellEnd"/>
+      <w:r>
+        <w:rPr/>
+        <w:t xml:space="preserve"/>
+      </w:r>
+      <w:proofErr w:type="spellStart"/>
+      <w:r>
+        <w:rPr/>
+        <w:t xml:space="preserve"/>
+      </w:r>
+      <w:proofErr w:type="spellEnd"/>
+      <w:r>
+        <w:rPr/>
+        <w:t xml:space="preserve"/>
+      </w:r>
+      <w:proofErr w:type="spellStart"/>
+      <w:r>
+        <w:rPr/>
+        <w:t xml:space="preserve"/>
+      </w:r>
+      <w:proofErr w:type="spellEnd"/>
+      <w:r>
+        <w:rPr/>
+        <w:t xml:space="preserve"/>
+      </w:r>
+      <w:proofErr w:type="spellStart"/>
+      <w:r>
+        <w:rPr/>
+        <w:t xml:space="preserve"/>
+      </w:r>
+      <w:proofErr w:type="spellEnd"/>
+      <w:r>
+        <w:rPr/>
+        <w:t xml:space="preserve"/>
+      </w:r>
+      <w:proofErr w:type="spellStart"/>
+      <w:r>
+        <w:rPr/>
+        <w:t xml:space="preserve"/>
+      </w:r>
+      <w:proofErr w:type="spellEnd"/>
+      <w:r>
+        <w:rPr/>
+        <w:t xml:space="preserve"/>
+      </w:r>
+      <w:proofErr w:type="spellStart"/>
+      <w:r>
+        <w:rPr/>
+        <w:t xml:space="preserve"/>
+      </w:r>
+      <w:proofErr w:type="spellEnd"/>
+      <w:r>
+        <w:rPr/>
+        <w:t xml:space="preserve"/>
+      </w:r>
+      <w:proofErr w:type="spellStart"/>
+      <w:r>
+        <w:rPr/>
+        <w:t xml:space="preserve"/>
+      </w:r>
+      <w:proofErr w:type="spellEnd"/>
+      <w:r>
+        <w:rPr/>
+        <w:t xml:space="preserve"/>
+      </w:r>
+      <w:proofErr w:type="spellStart"/>
+      <w:r>
+        <w:rPr/>
+        <w:t xml:space="preserve"/>
+      </w:r>
+      <w:proofErr w:type="spellEnd"/>
+      <w:r>
+        <w:rPr/>
+        <w:t xml:space="preserve"/>
+      </w:r>
+      <w:proofErr w:type="spellStart"/>
+      <w:r>
+        <w:rPr/>
+        <w:t xml:space="preserve"/>
+      </w:r>
+      <w:proofErr w:type="spellEnd"/>
+      <w:r>
+        <w:rPr/>
+        <w:t xml:space="preserve"/>
+      </w:r>
+      <w:proofErr w:type="spellStart"/>
+      <w:r>
+        <w:rPr/>
+        <w:t xml:space="preserve"/>
+      </w:r>
+      <w:proofErr w:type="spellEnd"/>
+      <w:r>
+        <w:rPr/>
+        <w:t xml:space="preserve"/>
+      </w:r>
+      <w:proofErr w:type="spellStart"/>
+      <w:r>
+        <w:rPr/>
+        <w:t xml:space="preserve"/>
+      </w:r>
+      <w:proofErr w:type="spellEnd"/>
+      <w:r>
+        <w:rPr/>
+        <w:t xml:space="preserve"/>
+      </w:r>
+      <w:proofErr w:type="spellStart"/>
+      <w:r>
+        <w:rPr/>
+        <w:t xml:space="preserve"/>
+      </w:r>
+      <w:proofErr w:type="spellEnd"/>
+      <w:r>
+        <w:rPr/>
+        <w:t xml:space="preserve"/>
+      </w:r>
+      <w:proofErr w:type="spellStart"/>
+      <w:r>
+        <w:rPr/>
+        <w:t xml:space="preserve"/>
+      </w:r>
+      <w:proofErr w:type="spellEnd"/>
+      <w:r>
+        <w:rPr/>
+        <w:t xml:space="preserve"/>
+      </w:r>
+      <w:proofErr w:type="spellStart"/>
+      <w:r>
+        <w:rPr/>
+        <w:t xml:space="preserve"/>
+      </w:r>
+      <w:proofErr w:type="spellEnd"/>
+      <w:r>
+        <w:rPr/>
+        <w:t xml:space="preserve"/>
+      </w:r>
+      <w:proofErr w:type="spellStart"/>
+      <w:r>
+        <w:rPr/>
+        <w:t xml:space="preserve"/>
+      </w:r>
+      <w:proofErr w:type="spellEnd"/>
+      <w:r>
+        <w:rPr/>
+        <w:t xml:space="preserve"/>
+      </w:r>
+      <w:r>
+        <w:rPr/>
+        <w:t xml:space="preserve"/>
+      </w:r>
+    </w:p>
+    <w:p>
+      <w:pPr>
+        <w:pStyle w:val="LegalBody"/>
+        <w:numPr>
+          <w:ilvl w:val="0"/>
+          <w:numId w:val="11"/>
+        </w:numPr>
+        <w:rPr>
+          <w:color w:val="FF0000"/>
+        </w:rPr>
+      </w:pPr>
+      <w:proofErr w:type="spellStart"/>
+      <w:r>
+        <w:rPr/>
         <w:t>За</w:t>
       </w:r>
       <w:proofErr w:type="spellEnd"/>
@@ -1991,6 +2029,45 @@
         <w:rPr/>
         <w:t>;</w:t>
       </w:r>
+    </w:p>
+    <w:p>
+      <w:pPr>
+        <w:pStyle w:val="LegalBody"/>
+        <w:numPr>
+          <w:ilvl w:val="0"/>
+          <w:numId w:val="11"/>
+        </w:numPr>
+        <w:rPr>
+          <w:color w:val="FF0000"/>
+        </w:rPr>
+      </w:pPr>
+      <w:proofErr w:type="spellStart"/>
+      <w:r>
+        <w:rPr/>
+        <w:t>{{Нива_Заверки}}</w:t>
+      </w:r>
+      <w:proofErr w:type="spellEnd"/>
+      <w:r>
+        <w:rPr/>
+      </w:r>
+      <w:proofErr w:type="spellStart"/>
+      <w:r>
+        <w:rPr/>
+      </w:r>
+      <w:proofErr w:type="spellEnd"/>
+      <w:r>
+        <w:rPr/>
+      </w:r>
+      <w:proofErr w:type="spellStart"/>
+      <w:proofErr w:type="gramStart"/>
+      <w:r>
+        <w:rPr/>
+      </w:r>
+      <w:proofErr w:type="spellEnd"/>
+      <w:r>
+        <w:rPr/>
+      </w:r>
+      <w:proofErr w:type="gramEnd"/>
     </w:p>
     <w:p>
       <w:pPr>
@@ -2358,6 +2435,192 @@
           <w:bCs/>
         </w:rPr>
       </w:r>
+    </w:p>
+    <w:p>
+      <w:pPr>
+        <w:pStyle w:val="LegalBody"/>
+      </w:pPr>
+      <w:proofErr w:type="spellStart"/>
+      <w:r>
+        <w:t>1.3. Актове и протоколи, съставяни по време на строителството; дневници, сертификати и декларации за съответствие:</w:t>
+      </w:r>
+      <w:proofErr w:type="spellEnd"/>
+      <w:r/>
+      <w:proofErr w:type="spellStart"/>
+      <w:r/>
+      <w:proofErr w:type="spellEnd"/>
+      <w:r/>
+      <w:proofErr w:type="spellStart"/>
+      <w:r/>
+      <w:proofErr w:type="spellEnd"/>
+      <w:r/>
+      <w:proofErr w:type="spellStart"/>
+      <w:r/>
+      <w:proofErr w:type="spellEnd"/>
+      <w:r/>
+    </w:p>
+    <w:p>
+      <w:pPr>
+        <w:pStyle w:val="LegalBody"/>
+        <w:numPr>
+          <w:ilvl w:val="0"/>
+          <w:numId w:val="11"/>
+        </w:numPr>
+        <w:rPr>
+          <w:color w:val="FF0000"/>
+        </w:rPr>
+      </w:pPr>
+      <w:proofErr w:type="spellStart"/>
+      <w:r>
+        <w:rPr/>
+        <w:t>{{Актове_Протоколи}}</w:t>
+      </w:r>
+      <w:proofErr w:type="spellEnd"/>
+      <w:r>
+        <w:rPr/>
+      </w:r>
+      <w:proofErr w:type="spellStart"/>
+      <w:r>
+        <w:rPr/>
+      </w:r>
+      <w:proofErr w:type="spellEnd"/>
+      <w:r>
+        <w:rPr/>
+      </w:r>
+      <w:proofErr w:type="spellStart"/>
+      <w:proofErr w:type="gramStart"/>
+      <w:r>
+        <w:rPr/>
+      </w:r>
+      <w:proofErr w:type="spellEnd"/>
+      <w:r>
+        <w:rPr/>
+      </w:r>
+      <w:proofErr w:type="gramEnd"/>
+    </w:p>
+    <w:p>
+      <w:pPr>
+        <w:pStyle w:val="LegalBody"/>
+      </w:pPr>
+      <w:proofErr w:type="spellStart"/>
+      <w:r>
+        <w:t>1.4. По доказване съответствието на изпълнения строеж с действащата нормативна уредба:</w:t>
+      </w:r>
+      <w:proofErr w:type="spellEnd"/>
+      <w:r/>
+      <w:proofErr w:type="spellStart"/>
+      <w:r/>
+      <w:proofErr w:type="spellEnd"/>
+      <w:r/>
+      <w:proofErr w:type="spellStart"/>
+      <w:r/>
+      <w:proofErr w:type="spellEnd"/>
+      <w:r/>
+      <w:proofErr w:type="spellStart"/>
+      <w:r/>
+      <w:proofErr w:type="spellEnd"/>
+      <w:r/>
+    </w:p>
+    <w:p>
+      <w:pPr>
+        <w:pStyle w:val="LegalBody"/>
+        <w:numPr>
+          <w:ilvl w:val="0"/>
+          <w:numId w:val="11"/>
+        </w:numPr>
+        <w:rPr>
+          <w:color w:val="FF0000"/>
+        </w:rPr>
+      </w:pPr>
+      <w:proofErr w:type="spellStart"/>
+      <w:r>
+        <w:rPr/>
+        <w:t>{{Съответствие_Скици}}</w:t>
+      </w:r>
+      <w:proofErr w:type="spellEnd"/>
+      <w:r>
+        <w:rPr/>
+      </w:r>
+      <w:proofErr w:type="spellStart"/>
+      <w:r>
+        <w:rPr/>
+      </w:r>
+      <w:proofErr w:type="spellEnd"/>
+      <w:r>
+        <w:rPr/>
+      </w:r>
+      <w:proofErr w:type="spellStart"/>
+      <w:proofErr w:type="gramStart"/>
+      <w:r>
+        <w:rPr/>
+      </w:r>
+      <w:proofErr w:type="spellEnd"/>
+      <w:r>
+        <w:rPr/>
+      </w:r>
+      <w:proofErr w:type="gramEnd"/>
+    </w:p>
+    <w:p>
+      <w:pPr>
+        <w:pStyle w:val="LegalBody"/>
+      </w:pPr>
+      <w:proofErr w:type="spellStart"/>
+      <w:r>
+        <w:t>1.5. Договори със снабдителните дружества:</w:t>
+      </w:r>
+      <w:proofErr w:type="spellEnd"/>
+      <w:r/>
+      <w:proofErr w:type="spellStart"/>
+      <w:r/>
+      <w:proofErr w:type="spellEnd"/>
+      <w:r/>
+      <w:proofErr w:type="spellStart"/>
+      <w:r/>
+      <w:proofErr w:type="spellEnd"/>
+      <w:r/>
+      <w:proofErr w:type="spellStart"/>
+      <w:r/>
+      <w:proofErr w:type="spellEnd"/>
+      <w:r/>
+    </w:p>
+    <w:p>
+      <w:pPr>
+        <w:pStyle w:val="LegalBody"/>
+        <w:numPr>
+          <w:ilvl w:val="0"/>
+          <w:numId w:val="11"/>
+        </w:numPr>
+        <w:rPr>
+          <w:color w:val="FF0000"/>
+        </w:rPr>
+      </w:pPr>
+      <w:proofErr w:type="spellStart"/>
+      <w:r>
+        <w:rPr/>
+        <w:t>{{Договори_Мрежи}}</w:t>
+      </w:r>
+      <w:proofErr w:type="spellEnd"/>
+      <w:r>
+        <w:rPr/>
+      </w:r>
+      <w:proofErr w:type="spellStart"/>
+      <w:r>
+        <w:rPr/>
+      </w:r>
+      <w:proofErr w:type="spellEnd"/>
+      <w:r>
+        <w:rPr/>
+      </w:r>
+      <w:proofErr w:type="spellStart"/>
+      <w:proofErr w:type="gramStart"/>
+      <w:r>
+        <w:rPr/>
+      </w:r>
+      <w:proofErr w:type="spellEnd"/>
+      <w:r>
+        <w:rPr/>
+      </w:r>
+      <w:proofErr w:type="gramEnd"/>
     </w:p>
     <w:p/>
     <w:p>
